--- a/TrainingManual2_MasterOfLies.docx
+++ b/TrainingManual2_MasterOfLies.docx
@@ -379,6 +379,11 @@
           <w:ilvl w:val="1"/>
           <w:numId w:val="8"/>
         </w:numPr>
+        <w:rPr>
+          <w:rStyle w:val="SubtleReference"/>
+          <w:smallCaps w:val="0"/>
+          <w:color w:val="auto"/>
+        </w:rPr>
       </w:pPr>
       <w:r>
         <w:rPr>
@@ -396,6 +401,24 @@
         </w:numPr>
       </w:pPr>
       <w:r>
+        <w:t xml:space="preserve">Take one pair of Law Tags, put one on your Law, and one on the </w:t>
+      </w:r>
+      <w:r>
+        <w:t>Commission</w:t>
+      </w:r>
+      <w:r>
+        <w:t xml:space="preserve"> action space.</w:t>
+      </w:r>
+    </w:p>
+    <w:p>
+      <w:pPr>
+        <w:pStyle w:val="ListParagraph"/>
+        <w:numPr>
+          <w:ilvl w:val="0"/>
+          <w:numId w:val="8"/>
+        </w:numPr>
+      </w:pPr>
+      <w:r>
         <w:t xml:space="preserve">Find one copy of the following </w:t>
       </w:r>
       <w:r>
@@ -454,6 +477,7 @@
         </w:rPr>
       </w:pPr>
       <w:r>
+        <w:lastRenderedPageBreak/>
         <w:t>“</w:t>
       </w:r>
       <w:r>
@@ -508,7 +532,6 @@
         </w:numPr>
       </w:pPr>
       <w:r>
-        <w:lastRenderedPageBreak/>
         <w:t xml:space="preserve">Shuffle the 3 decks </w:t>
       </w:r>
       <w:r>
@@ -717,111 +740,96 @@
           <w:numId w:val="10"/>
         </w:numPr>
       </w:pPr>
-      <w:proofErr w:type="spellStart"/>
       <w:r>
         <w:rPr>
           <w:rStyle w:val="Strong"/>
         </w:rPr>
+        <w:t xml:space="preserve">Undermarket </w:t>
+      </w:r>
+      <w:r>
+        <w:rPr>
+          <w:rStyle w:val="Strong"/>
+        </w:rPr>
+        <w:t>Monetize</w:t>
+      </w:r>
+      <w:r>
+        <w:t xml:space="preserve"> </w:t>
+      </w:r>
+      <w:r>
+        <w:t>4</w:t>
+      </w:r>
+      <w:r>
+        <w:t xml:space="preserve"> non-Scheme cards</w:t>
+      </w:r>
+      <w:r>
+        <w:t xml:space="preserve"> for </w:t>
+      </w:r>
+      <w:r>
+        <w:t>1</w:t>
+      </w:r>
+      <w:r>
+        <w:t xml:space="preserve"> Coin</w:t>
+      </w:r>
+      <w:r>
+        <w:t xml:space="preserve"> using </w:t>
+      </w:r>
+      <w:r>
+        <w:rPr>
+          <w:rStyle w:val="SubtleReference"/>
+        </w:rPr>
+        <w:t>Market Niche</w:t>
+      </w:r>
+      <w:r>
+        <w:t>.</w:t>
+      </w:r>
+    </w:p>
+    <w:p>
+      <w:pPr>
+        <w:pStyle w:val="Quote"/>
+      </w:pPr>
+      <w:r>
+        <w:t>“</w:t>
+      </w:r>
+      <w:r>
+        <w:t>I want some more Coins, but I don’t have any Commodities to sell. I do have some cards I don’t want, so I am going to Monetize them</w:t>
+      </w:r>
+      <w:r>
+        <w:t xml:space="preserve"> to the </w:t>
+      </w:r>
+      <w:r>
         <w:t>Undermarket</w:t>
       </w:r>
-      <w:proofErr w:type="spellEnd"/>
-      <w:r>
-        <w:rPr>
-          <w:rStyle w:val="Strong"/>
-        </w:rPr>
+      <w:r>
+        <w:t>. Normally, I have to discard 7 minus the current Market Rate</w:t>
+      </w:r>
+      <w:r>
+        <w:t xml:space="preserve"> minus 1</w:t>
+      </w:r>
+      <w:r>
+        <w:t xml:space="preserve"> for using the Undermarket</w:t>
+      </w:r>
+      <w:r>
         <w:t xml:space="preserve"> </w:t>
       </w:r>
       <w:r>
-        <w:rPr>
-          <w:rStyle w:val="Strong"/>
-        </w:rPr>
-        <w:t>Monetize</w:t>
-      </w:r>
-      <w:r>
-        <w:t xml:space="preserve"> </w:t>
+        <w:t xml:space="preserve">in </w:t>
+      </w:r>
+      <w:r>
+        <w:t xml:space="preserve">cards (currently </w:t>
+      </w:r>
+      <w:r>
+        <w:t>5</w:t>
+      </w:r>
+      <w:r>
+        <w:t xml:space="preserve"> cards) for 1 Coin, but </w:t>
+      </w:r>
+      <w:r>
+        <w:t xml:space="preserve">my Market Niche card improves that rate by 2, so I only have to discard </w:t>
       </w:r>
       <w:r>
         <w:t>4</w:t>
       </w:r>
       <w:r>
-        <w:t xml:space="preserve"> non-Scheme cards</w:t>
-      </w:r>
-      <w:r>
-        <w:t xml:space="preserve"> for </w:t>
-      </w:r>
-      <w:r>
-        <w:t>1</w:t>
-      </w:r>
-      <w:r>
-        <w:t xml:space="preserve"> Coin</w:t>
-      </w:r>
-      <w:r>
-        <w:t xml:space="preserve"> using </w:t>
-      </w:r>
-      <w:r>
-        <w:rPr>
-          <w:rStyle w:val="SubtleReference"/>
-        </w:rPr>
-        <w:t>Market Niche</w:t>
-      </w:r>
-      <w:r>
-        <w:t>.</w:t>
-      </w:r>
-    </w:p>
-    <w:p>
-      <w:pPr>
-        <w:pStyle w:val="Quote"/>
-      </w:pPr>
-      <w:r>
-        <w:t>“</w:t>
-      </w:r>
-      <w:r>
-        <w:t>I want some more Coins, but I don’t have any Commodities to sell. I do have some cards I don’t want, so I am going to Monetize them</w:t>
-      </w:r>
-      <w:r>
-        <w:t xml:space="preserve"> to the </w:t>
-      </w:r>
-      <w:proofErr w:type="spellStart"/>
-      <w:r>
-        <w:t>Undermarket</w:t>
-      </w:r>
-      <w:proofErr w:type="spellEnd"/>
-      <w:r>
-        <w:t>. Normally, I have to discard 7 minus the current Market Rate</w:t>
-      </w:r>
-      <w:r>
-        <w:t xml:space="preserve"> minus 1</w:t>
-      </w:r>
-      <w:r>
-        <w:t xml:space="preserve"> for using the </w:t>
-      </w:r>
-      <w:proofErr w:type="spellStart"/>
-      <w:r>
-        <w:t>Undermarket</w:t>
-      </w:r>
-      <w:proofErr w:type="spellEnd"/>
-      <w:r>
-        <w:t xml:space="preserve"> </w:t>
-      </w:r>
-      <w:r>
-        <w:t xml:space="preserve">in </w:t>
-      </w:r>
-      <w:r>
-        <w:t xml:space="preserve">cards (currently </w:t>
-      </w:r>
-      <w:r>
-        <w:t>5</w:t>
-      </w:r>
-      <w:r>
-        <w:t xml:space="preserve"> cards) for 1 Coin, but </w:t>
-      </w:r>
-      <w:r>
-        <w:t xml:space="preserve">my Market Niche card improves that rate by 2, so I only have to discard </w:t>
-      </w:r>
-      <w:r>
-        <w:t>4</w:t>
-      </w:r>
-      <w:r>
         <w:t xml:space="preserve"> cards </w:t>
       </w:r>
       <w:r>
@@ -834,15 +842,7 @@
         <w:t>Since this is a</w:t>
       </w:r>
       <w:r>
-        <w:t xml:space="preserve">n </w:t>
-      </w:r>
-      <w:proofErr w:type="spellStart"/>
-      <w:r>
-        <w:t>Undermarket</w:t>
-      </w:r>
-      <w:proofErr w:type="spellEnd"/>
-      <w:r>
-        <w:t xml:space="preserve"> </w:t>
+        <w:t xml:space="preserve">n Undermarket </w:t>
       </w:r>
       <w:r>
         <w:t xml:space="preserve">action, I take my Coin from the </w:t>
@@ -903,6 +903,7 @@
         <w:rPr>
           <w:rStyle w:val="Strong"/>
         </w:rPr>
+        <w:lastRenderedPageBreak/>
         <w:t>Promote</w:t>
       </w:r>
       <w:r>
@@ -920,7 +921,6 @@
         <w:pStyle w:val="Quote"/>
       </w:pPr>
       <w:r>
-        <w:lastRenderedPageBreak/>
         <w:t>“</w:t>
       </w:r>
       <w:r>
@@ -1079,11 +1079,9 @@
       <w:r>
         <w:t xml:space="preserve"> against the </w:t>
       </w:r>
-      <w:proofErr w:type="spellStart"/>
       <w:r>
         <w:t>Warmongerer</w:t>
       </w:r>
-      <w:proofErr w:type="spellEnd"/>
       <w:r>
         <w:t xml:space="preserve"> with one of your Allies (</w:t>
       </w:r>
@@ -1118,15 +1116,7 @@
         <w:t>one</w:t>
       </w:r>
       <w:r>
-        <w:t xml:space="preserve"> card marker for the </w:t>
-      </w:r>
-      <w:proofErr w:type="spellStart"/>
-      <w:r>
-        <w:t>Warmongerer</w:t>
-      </w:r>
-      <w:proofErr w:type="spellEnd"/>
-      <w:r>
-        <w:t xml:space="preserve"> and one </w:t>
+        <w:t xml:space="preserve"> card marker for the Warmongerer and one </w:t>
       </w:r>
       <w:r>
         <w:t>for your chosen Ally from your pouch</w:t>
@@ -1146,11 +1136,9 @@
       <w:r>
         <w:t xml:space="preserve">Put the </w:t>
       </w:r>
-      <w:proofErr w:type="spellStart"/>
       <w:r>
         <w:t>Warmongerer’s</w:t>
       </w:r>
-      <w:proofErr w:type="spellEnd"/>
       <w:r>
         <w:t xml:space="preserve"> card marker on the top of the scheme card </w:t>
       </w:r>
@@ -1290,6 +1278,7 @@
         <w:pStyle w:val="Quote"/>
       </w:pPr>
       <w:r>
+        <w:lastRenderedPageBreak/>
         <w:t xml:space="preserve">“I’m going to purchase some Spies, just like you do Troops. </w:t>
       </w:r>
       <w:r>
@@ -1323,7 +1312,6 @@
         <w:rPr>
           <w:rStyle w:val="Strong"/>
         </w:rPr>
-        <w:lastRenderedPageBreak/>
         <w:t>Court Sell</w:t>
       </w:r>
       <w:r>
